--- a/code without jinja.docx
+++ b/code without jinja.docx
@@ -57674,7 +57674,7 @@
     </w:p>
     <w:p>
       <w:r>
-        <w:pict w14:anchorId="531AC65B">
+        <w:pict w14:anchorId="2836E42C">
           <v:rect id="Horizontal Line 1" o:spid="_x0000_s1026" alt="" style="width:468pt;height:.1pt;visibility:visible;mso-wrap-style:square;mso-width-percent:0;mso-height-percent:0;mso-left-percent:-10001;mso-top-percent:-10001;mso-position-horizontal:absolute;mso-position-horizontal-relative:char;mso-position-vertical:absolute;mso-position-vertical-relative:line;mso-width-percent:0;mso-height-percent:0;mso-left-percent:-10001;mso-top-percent:-10001;v-text-anchor:top" filled="f">
             <o:lock v:ext="edit" rotation="t" aspectratio="t" verticies="t" text="t" shapetype="t"/>
             <w10:anchorlock/>
@@ -57708,10 +57708,1605 @@
     </w:p>
     <w:p/>
     <w:p>
-      <w:r>
-        <w:t>http://127.0.0.1:5000/</w:t>
-      </w:r>
-    </w:p>
+      <w:hyperlink r:id="rId6" w:history="1">
+        <w:r>
+          <w:rPr>
+            <w:rStyle w:val="Hyperlink"/>
+          </w:rPr>
+          <w:t>http://127.0.0.1:5000/</w:t>
+        </w:r>
+      </w:hyperlink>
+    </w:p>
+    <w:p/>
+    <w:p/>
+    <w:p>
+      <w:r>
+        <w:t>how to handover?</w:t>
+      </w:r>
+    </w:p>
+    <w:p>
+      <w:pPr>
+        <w:pStyle w:val="font-claude-response-body"/>
+        <w:rPr>
+          <w:color w:val="000000"/>
+        </w:rPr>
+      </w:pPr>
+      <w:r>
+        <w:rPr>
+          <w:color w:val="000000"/>
+        </w:rPr>
+        <w:t>Good question to think through properly — handing off a real project is different from just zipping up code, especially with everything we navigated today (two MySQL servers, password resets, XAMPP quirks). Let me walk through what actually needs to go with it.</w:t>
+      </w:r>
+    </w:p>
+    <w:p>
+      <w:pPr>
+        <w:pStyle w:val="Heading3"/>
+        <w:rPr>
+          <w:color w:val="000000"/>
+        </w:rPr>
+      </w:pPr>
+      <w:r>
+        <w:rPr>
+          <w:color w:val="000000"/>
+        </w:rPr>
+        <w:t>What "handover" really means here</w:t>
+      </w:r>
+    </w:p>
+    <w:p>
+      <w:pPr>
+        <w:pStyle w:val="font-claude-response-body"/>
+        <w:rPr>
+          <w:color w:val="000000"/>
+        </w:rPr>
+      </w:pPr>
+      <w:r>
+        <w:rPr>
+          <w:color w:val="000000"/>
+        </w:rPr>
+        <w:t>Whoever receives this needs three things:</w:t>
+      </w:r>
+      <w:r>
+        <w:rPr>
+          <w:rStyle w:val="apple-converted-space"/>
+          <w:color w:val="000000"/>
+        </w:rPr>
+        <w:t> </w:t>
+      </w:r>
+      <w:r>
+        <w:rPr>
+          <w:rStyle w:val="Strong"/>
+          <w:color w:val="000000"/>
+        </w:rPr>
+        <w:t>the code</w:t>
+      </w:r>
+      <w:r>
+        <w:rPr>
+          <w:color w:val="000000"/>
+        </w:rPr>
+        <w:t>,</w:t>
+      </w:r>
+      <w:r>
+        <w:rPr>
+          <w:rStyle w:val="apple-converted-space"/>
+          <w:color w:val="000000"/>
+        </w:rPr>
+        <w:t> </w:t>
+      </w:r>
+      <w:r>
+        <w:rPr>
+          <w:rStyle w:val="Strong"/>
+          <w:color w:val="000000"/>
+        </w:rPr>
+        <w:t>a way to recreate your database structure and data</w:t>
+      </w:r>
+      <w:r>
+        <w:rPr>
+          <w:color w:val="000000"/>
+        </w:rPr>
+        <w:t>, and</w:t>
+      </w:r>
+      <w:r>
+        <w:rPr>
+          <w:rStyle w:val="apple-converted-space"/>
+          <w:color w:val="000000"/>
+        </w:rPr>
+        <w:t> </w:t>
+      </w:r>
+      <w:r>
+        <w:rPr>
+          <w:rStyle w:val="Strong"/>
+          <w:color w:val="000000"/>
+        </w:rPr>
+        <w:t>clear instructions</w:t>
+      </w:r>
+      <w:r>
+        <w:rPr>
+          <w:rStyle w:val="apple-converted-space"/>
+          <w:color w:val="000000"/>
+        </w:rPr>
+        <w:t> </w:t>
+      </w:r>
+      <w:r>
+        <w:rPr>
+          <w:color w:val="000000"/>
+        </w:rPr>
+        <w:t>— because your</w:t>
+      </w:r>
+      <w:r>
+        <w:rPr>
+          <w:rStyle w:val="apple-converted-space"/>
+          <w:color w:val="000000"/>
+        </w:rPr>
+        <w:t> </w:t>
+      </w:r>
+      <w:r>
+        <w:rPr>
+          <w:rStyle w:val="HTMLCode"/>
+          <w:color w:val="000000"/>
+        </w:rPr>
+        <w:t>.env</w:t>
+      </w:r>
+      <w:r>
+        <w:rPr>
+          <w:color w:val="000000"/>
+        </w:rPr>
+        <w:t>-equivalent secrets (passwords, MySQL root access) should genuinely change hands, not get reused blindly by someone else.</w:t>
+      </w:r>
+    </w:p>
+    <w:p>
+      <w:pPr>
+        <w:pStyle w:val="Heading3"/>
+        <w:rPr>
+          <w:color w:val="000000"/>
+        </w:rPr>
+      </w:pPr>
+      <w:r>
+        <w:rPr>
+          <w:color w:val="000000"/>
+        </w:rPr>
+        <w:t>Step 1 — Export your database (structure + data together)</w:t>
+      </w:r>
+    </w:p>
+    <w:p>
+      <w:pPr>
+        <w:pStyle w:val="font-claude-response-body"/>
+        <w:rPr>
+          <w:color w:val="000000"/>
+        </w:rPr>
+      </w:pPr>
+      <w:r>
+        <w:rPr>
+          <w:color w:val="000000"/>
+        </w:rPr>
+        <w:t>This is the piece most people forget. Your code defines the</w:t>
+      </w:r>
+      <w:r>
+        <w:rPr>
+          <w:rStyle w:val="apple-converted-space"/>
+          <w:color w:val="000000"/>
+        </w:rPr>
+        <w:t> </w:t>
+      </w:r>
+      <w:r>
+        <w:rPr>
+          <w:rStyle w:val="Emphasis"/>
+          <w:color w:val="000000"/>
+        </w:rPr>
+        <w:t>shape</w:t>
+      </w:r>
+      <w:r>
+        <w:rPr>
+          <w:rStyle w:val="apple-converted-space"/>
+          <w:color w:val="000000"/>
+        </w:rPr>
+        <w:t> </w:t>
+      </w:r>
+      <w:r>
+        <w:rPr>
+          <w:color w:val="000000"/>
+        </w:rPr>
+        <w:t>of the tables, but all the ministries/districts/projects you've actually entered live only in MySQL on your machine. Export it to a single file:</w:t>
+      </w:r>
+    </w:p>
+    <w:p>
+      <w:pPr>
+        <w:rPr>
+          <w:color w:val="000000"/>
+        </w:rPr>
+      </w:pPr>
+      <w:r>
+        <w:rPr>
+          <w:color w:val="000000"/>
+        </w:rPr>
+        <w:t>bash</w:t>
+      </w:r>
+    </w:p>
+    <w:p>
+      <w:pPr>
+        <w:pStyle w:val="HTMLPreformatted"/>
+        <w:rPr>
+          <w:rFonts w:ascii="var(--font-mono)" w:hAnsi="var(--font-mono)"/>
+          <w:color w:val="14181F"/>
+        </w:rPr>
+      </w:pPr>
+      <w:r>
+        <w:rPr>
+          <w:rStyle w:val="HTMLCode"/>
+          <w:rFonts w:ascii="var(--font-mono)" w:hAnsi="var(--font-mono)"/>
+          <w:color w:val="14181F"/>
+        </w:rPr>
+        <w:t xml:space="preserve">/Applications/XAMPP/xamppfiles/bin/mysqldump -u root budget_tracking </w:t>
+      </w:r>
+      <w:r>
+        <w:rPr>
+          <w:rStyle w:val="token"/>
+          <w:rFonts w:ascii="var(--font-mono)" w:hAnsi="var(--font-mono)"/>
+          <w:color w:val="14181F"/>
+        </w:rPr>
+        <w:t>&gt;</w:t>
+      </w:r>
+      <w:r>
+        <w:rPr>
+          <w:rStyle w:val="HTMLCode"/>
+          <w:rFonts w:ascii="var(--font-mono)" w:hAnsi="var(--font-mono)"/>
+          <w:color w:val="14181F"/>
+        </w:rPr>
+        <w:t xml:space="preserve"> budget_tracking_backup.sql</w:t>
+      </w:r>
+    </w:p>
+    <w:p>
+      <w:pPr>
+        <w:pStyle w:val="font-claude-response-body"/>
+        <w:rPr>
+          <w:color w:val="000000"/>
+        </w:rPr>
+      </w:pPr>
+      <w:r>
+        <w:rPr>
+          <w:color w:val="000000"/>
+        </w:rPr>
+        <w:t>This creates one</w:t>
+      </w:r>
+      <w:r>
+        <w:rPr>
+          <w:rStyle w:val="apple-converted-space"/>
+          <w:color w:val="000000"/>
+        </w:rPr>
+        <w:t> </w:t>
+      </w:r>
+      <w:r>
+        <w:rPr>
+          <w:rStyle w:val="HTMLCode"/>
+          <w:color w:val="000000"/>
+        </w:rPr>
+        <w:t>.sql</w:t>
+      </w:r>
+      <w:r>
+        <w:rPr>
+          <w:rStyle w:val="apple-converted-space"/>
+          <w:color w:val="000000"/>
+        </w:rPr>
+        <w:t> </w:t>
+      </w:r>
+      <w:r>
+        <w:rPr>
+          <w:color w:val="000000"/>
+        </w:rPr>
+        <w:t>file containing every table, every row, ready to be loaded onto a completely different computer.</w:t>
+      </w:r>
+    </w:p>
+    <w:p>
+      <w:pPr>
+        <w:pStyle w:val="Heading3"/>
+        <w:rPr>
+          <w:color w:val="000000"/>
+        </w:rPr>
+      </w:pPr>
+      <w:r>
+        <w:rPr>
+          <w:color w:val="000000"/>
+        </w:rPr>
+        <w:t>Step 2 — Clean up the code before sharing it</w:t>
+      </w:r>
+    </w:p>
+    <w:p>
+      <w:pPr>
+        <w:pStyle w:val="font-claude-response-body"/>
+        <w:rPr>
+          <w:color w:val="000000"/>
+        </w:rPr>
+      </w:pPr>
+      <w:r>
+        <w:rPr>
+          <w:color w:val="000000"/>
+        </w:rPr>
+        <w:t>A few things should</w:t>
+      </w:r>
+      <w:r>
+        <w:rPr>
+          <w:rStyle w:val="apple-converted-space"/>
+          <w:color w:val="000000"/>
+        </w:rPr>
+        <w:t> </w:t>
+      </w:r>
+      <w:r>
+        <w:rPr>
+          <w:rStyle w:val="Strong"/>
+          <w:color w:val="000000"/>
+        </w:rPr>
+        <w:t>not</w:t>
+      </w:r>
+      <w:r>
+        <w:rPr>
+          <w:rStyle w:val="apple-converted-space"/>
+          <w:color w:val="000000"/>
+        </w:rPr>
+        <w:t> </w:t>
+      </w:r>
+      <w:r>
+        <w:rPr>
+          <w:color w:val="000000"/>
+        </w:rPr>
+        <w:t>go with the handover as-is:</w:t>
+      </w:r>
+    </w:p>
+    <w:p>
+      <w:pPr>
+        <w:pStyle w:val="font-claude-response-body"/>
+        <w:numPr>
+          <w:ilvl w:val="0"/>
+          <w:numId w:val="3"/>
+        </w:numPr>
+        <w:rPr>
+          <w:color w:val="000000"/>
+        </w:rPr>
+      </w:pPr>
+      <w:r>
+        <w:rPr>
+          <w:rStyle w:val="Strong"/>
+          <w:color w:val="000000"/>
+        </w:rPr>
+        <w:t>Your hardcoded root password</w:t>
+      </w:r>
+      <w:r>
+        <w:rPr>
+          <w:color w:val="000000"/>
+        </w:rPr>
+        <w:t>, if you ever put a real one directly in</w:t>
+      </w:r>
+      <w:r>
+        <w:rPr>
+          <w:rStyle w:val="apple-converted-space"/>
+          <w:color w:val="000000"/>
+        </w:rPr>
+        <w:t> </w:t>
+      </w:r>
+      <w:r>
+        <w:rPr>
+          <w:rStyle w:val="HTMLCode"/>
+          <w:color w:val="000000"/>
+        </w:rPr>
+        <w:t>app.py</w:t>
+      </w:r>
+      <w:r>
+        <w:rPr>
+          <w:rStyle w:val="apple-converted-space"/>
+          <w:color w:val="000000"/>
+        </w:rPr>
+        <w:t> </w:t>
+      </w:r>
+      <w:r>
+        <w:rPr>
+          <w:color w:val="000000"/>
+        </w:rPr>
+        <w:t>— the person receiving this project should set up their own MySQL, not inherit your credentials. If your current line is</w:t>
+      </w:r>
+      <w:r>
+        <w:rPr>
+          <w:rStyle w:val="apple-converted-space"/>
+          <w:color w:val="000000"/>
+        </w:rPr>
+        <w:t> </w:t>
+      </w:r>
+      <w:r>
+        <w:rPr>
+          <w:rStyle w:val="HTMLCode"/>
+          <w:color w:val="000000"/>
+        </w:rPr>
+        <w:t>mysql+pymysql://root:@localhost/budget_tracking</w:t>
+      </w:r>
+      <w:r>
+        <w:rPr>
+          <w:rStyle w:val="apple-converted-space"/>
+          <w:color w:val="000000"/>
+        </w:rPr>
+        <w:t> </w:t>
+      </w:r>
+      <w:r>
+        <w:rPr>
+          <w:color w:val="000000"/>
+        </w:rPr>
+        <w:t>(no password, matching XAMPP's default), that's actually fine to hand over as-is, since it just assumes "whatever XAMPP's default is" rather than a secret only you know.</w:t>
+      </w:r>
+    </w:p>
+    <w:p>
+      <w:pPr>
+        <w:pStyle w:val="font-claude-response-body"/>
+        <w:numPr>
+          <w:ilvl w:val="0"/>
+          <w:numId w:val="3"/>
+        </w:numPr>
+        <w:rPr>
+          <w:color w:val="000000"/>
+        </w:rPr>
+      </w:pPr>
+      <w:r>
+        <w:rPr>
+          <w:rStyle w:val="Strong"/>
+          <w:color w:val="000000"/>
+        </w:rPr>
+        <w:t>The</w:t>
+      </w:r>
+      <w:r>
+        <w:rPr>
+          <w:rStyle w:val="apple-converted-space"/>
+          <w:b/>
+          <w:bCs/>
+          <w:color w:val="000000"/>
+        </w:rPr>
+        <w:t> </w:t>
+      </w:r>
+      <w:r>
+        <w:rPr>
+          <w:rStyle w:val="HTMLCode"/>
+          <w:b/>
+          <w:bCs/>
+          <w:color w:val="000000"/>
+        </w:rPr>
+        <w:t>env/</w:t>
+      </w:r>
+      <w:r>
+        <w:rPr>
+          <w:rStyle w:val="apple-converted-space"/>
+          <w:b/>
+          <w:bCs/>
+          <w:color w:val="000000"/>
+        </w:rPr>
+        <w:t> </w:t>
+      </w:r>
+      <w:r>
+        <w:rPr>
+          <w:rStyle w:val="Strong"/>
+          <w:color w:val="000000"/>
+        </w:rPr>
+        <w:t>folder</w:t>
+      </w:r>
+      <w:r>
+        <w:rPr>
+          <w:rStyle w:val="apple-converted-space"/>
+          <w:color w:val="000000"/>
+        </w:rPr>
+        <w:t> </w:t>
+      </w:r>
+      <w:r>
+        <w:rPr>
+          <w:color w:val="000000"/>
+        </w:rPr>
+        <w:t>— never hand this over. It's rebuildable from</w:t>
+      </w:r>
+      <w:r>
+        <w:rPr>
+          <w:rStyle w:val="apple-converted-space"/>
+          <w:color w:val="000000"/>
+        </w:rPr>
+        <w:t> </w:t>
+      </w:r>
+      <w:r>
+        <w:rPr>
+          <w:rStyle w:val="HTMLCode"/>
+          <w:color w:val="000000"/>
+        </w:rPr>
+        <w:t>requirements.txt</w:t>
+      </w:r>
+      <w:r>
+        <w:rPr>
+          <w:rStyle w:val="apple-converted-space"/>
+          <w:color w:val="000000"/>
+        </w:rPr>
+        <w:t> </w:t>
+      </w:r>
+      <w:r>
+        <w:rPr>
+          <w:color w:val="000000"/>
+        </w:rPr>
+        <w:t>and can be huge; regenerating it takes one command on their end.</w:t>
+      </w:r>
+    </w:p>
+    <w:p>
+      <w:pPr>
+        <w:pStyle w:val="font-claude-response-body"/>
+        <w:numPr>
+          <w:ilvl w:val="0"/>
+          <w:numId w:val="3"/>
+        </w:numPr>
+        <w:rPr>
+          <w:color w:val="000000"/>
+        </w:rPr>
+      </w:pPr>
+      <w:r>
+        <w:rPr>
+          <w:rStyle w:val="Strong"/>
+          <w:color w:val="000000"/>
+        </w:rPr>
+        <w:t>The</w:t>
+      </w:r>
+      <w:r>
+        <w:rPr>
+          <w:rStyle w:val="apple-converted-space"/>
+          <w:b/>
+          <w:bCs/>
+          <w:color w:val="000000"/>
+        </w:rPr>
+        <w:t> </w:t>
+      </w:r>
+      <w:r>
+        <w:rPr>
+          <w:rStyle w:val="HTMLCode"/>
+          <w:b/>
+          <w:bCs/>
+          <w:color w:val="000000"/>
+        </w:rPr>
+        <w:t>__pycache__/</w:t>
+      </w:r>
+      <w:r>
+        <w:rPr>
+          <w:rStyle w:val="apple-converted-space"/>
+          <w:b/>
+          <w:bCs/>
+          <w:color w:val="000000"/>
+        </w:rPr>
+        <w:t> </w:t>
+      </w:r>
+      <w:r>
+        <w:rPr>
+          <w:rStyle w:val="Strong"/>
+          <w:color w:val="000000"/>
+        </w:rPr>
+        <w:t>folder</w:t>
+      </w:r>
+      <w:r>
+        <w:rPr>
+          <w:rStyle w:val="apple-converted-space"/>
+          <w:color w:val="000000"/>
+        </w:rPr>
+        <w:t> </w:t>
+      </w:r>
+      <w:r>
+        <w:rPr>
+          <w:color w:val="000000"/>
+        </w:rPr>
+        <w:t>— junk Python creates automatically, safe to delete, will regenerate itself.</w:t>
+      </w:r>
+    </w:p>
+    <w:p>
+      <w:pPr>
+        <w:pStyle w:val="Heading3"/>
+        <w:rPr>
+          <w:color w:val="000000"/>
+        </w:rPr>
+      </w:pPr>
+      <w:r>
+        <w:rPr>
+          <w:color w:val="000000"/>
+        </w:rPr>
+        <w:lastRenderedPageBreak/>
+        <w:t>Step 3 — Write a</w:t>
+      </w:r>
+      <w:r>
+        <w:rPr>
+          <w:rStyle w:val="apple-converted-space"/>
+          <w:color w:val="000000"/>
+        </w:rPr>
+        <w:t> </w:t>
+      </w:r>
+      <w:r>
+        <w:rPr>
+          <w:rStyle w:val="HTMLCode"/>
+          <w:rFonts w:eastAsiaTheme="majorEastAsia"/>
+          <w:color w:val="000000"/>
+        </w:rPr>
+        <w:t>requirements.txt</w:t>
+      </w:r>
+      <w:r>
+        <w:rPr>
+          <w:rStyle w:val="apple-converted-space"/>
+          <w:color w:val="000000"/>
+        </w:rPr>
+        <w:t> </w:t>
+      </w:r>
+      <w:r>
+        <w:rPr>
+          <w:color w:val="000000"/>
+        </w:rPr>
+        <w:t>(if you don't have one)</w:t>
+      </w:r>
+    </w:p>
+    <w:p>
+      <w:pPr>
+        <w:pStyle w:val="font-claude-response-body"/>
+        <w:rPr>
+          <w:color w:val="000000"/>
+        </w:rPr>
+      </w:pPr>
+      <w:r>
+        <w:rPr>
+          <w:color w:val="000000"/>
+        </w:rPr>
+        <w:t>This lists exactly which Python packages your project needs, so the new developer can install them in one command instead of guessing:</w:t>
+      </w:r>
+    </w:p>
+    <w:p>
+      <w:pPr>
+        <w:rPr>
+          <w:color w:val="000000"/>
+        </w:rPr>
+      </w:pPr>
+      <w:r>
+        <w:rPr>
+          <w:color w:val="000000"/>
+        </w:rPr>
+        <w:t>bash</w:t>
+      </w:r>
+    </w:p>
+    <w:p>
+      <w:pPr>
+        <w:pStyle w:val="HTMLPreformatted"/>
+        <w:rPr>
+          <w:rFonts w:ascii="var(--font-mono)" w:hAnsi="var(--font-mono)"/>
+          <w:color w:val="14181F"/>
+        </w:rPr>
+      </w:pPr>
+      <w:r>
+        <w:rPr>
+          <w:rStyle w:val="HTMLCode"/>
+          <w:rFonts w:ascii="var(--font-mono)" w:hAnsi="var(--font-mono)"/>
+          <w:color w:val="14181F"/>
+        </w:rPr>
+        <w:t xml:space="preserve">pip freeze </w:t>
+      </w:r>
+      <w:r>
+        <w:rPr>
+          <w:rStyle w:val="token"/>
+          <w:rFonts w:ascii="var(--font-mono)" w:hAnsi="var(--font-mono)"/>
+          <w:color w:val="14181F"/>
+        </w:rPr>
+        <w:t>&gt;</w:t>
+      </w:r>
+      <w:r>
+        <w:rPr>
+          <w:rStyle w:val="HTMLCode"/>
+          <w:rFonts w:ascii="var(--font-mono)" w:hAnsi="var(--font-mono)"/>
+          <w:color w:val="14181F"/>
+        </w:rPr>
+        <w:t xml:space="preserve"> requirements.txt</w:t>
+      </w:r>
+    </w:p>
+    <w:p>
+      <w:pPr>
+        <w:pStyle w:val="Heading3"/>
+        <w:rPr>
+          <w:color w:val="000000"/>
+        </w:rPr>
+      </w:pPr>
+      <w:r>
+        <w:rPr>
+          <w:color w:val="000000"/>
+        </w:rPr>
+        <w:t>Step 4 — Package it up</w:t>
+      </w:r>
+    </w:p>
+    <w:p>
+      <w:pPr>
+        <w:pStyle w:val="HTMLPreformatted"/>
+        <w:rPr>
+          <w:rStyle w:val="HTMLCode"/>
+          <w:rFonts w:ascii="var(--font-mono)" w:hAnsi="var(--font-mono)"/>
+          <w:color w:val="14181F"/>
+        </w:rPr>
+      </w:pPr>
+      <w:r>
+        <w:rPr>
+          <w:rStyle w:val="HTMLCode"/>
+          <w:rFonts w:ascii="var(--font-mono)" w:hAnsi="var(--font-mono)"/>
+          <w:color w:val="14181F"/>
+        </w:rPr>
+        <w:t>your-project-folder/</w:t>
+      </w:r>
+    </w:p>
+    <w:p>
+      <w:pPr>
+        <w:pStyle w:val="HTMLPreformatted"/>
+        <w:rPr>
+          <w:rStyle w:val="HTMLCode"/>
+          <w:rFonts w:ascii="var(--font-mono)" w:hAnsi="var(--font-mono)"/>
+          <w:color w:val="14181F"/>
+        </w:rPr>
+      </w:pPr>
+      <w:r>
+        <w:rPr>
+          <w:rStyle w:val="HTMLCode"/>
+          <w:rFonts w:ascii="var(--font-mono)" w:hAnsi="var(--font-mono)"/>
+          <w:color w:val="14181F"/>
+        </w:rPr>
+        <w:t>├── app.py</w:t>
+      </w:r>
+    </w:p>
+    <w:p>
+      <w:pPr>
+        <w:pStyle w:val="HTMLPreformatted"/>
+        <w:rPr>
+          <w:rStyle w:val="HTMLCode"/>
+          <w:rFonts w:ascii="var(--font-mono)" w:hAnsi="var(--font-mono)"/>
+          <w:color w:val="14181F"/>
+        </w:rPr>
+      </w:pPr>
+      <w:r>
+        <w:rPr>
+          <w:rStyle w:val="HTMLCode"/>
+          <w:rFonts w:ascii="var(--font-mono)" w:hAnsi="var(--font-mono)"/>
+          <w:color w:val="14181F"/>
+        </w:rPr>
+        <w:t>├── translations.py          (if you built this)</w:t>
+      </w:r>
+    </w:p>
+    <w:p>
+      <w:pPr>
+        <w:pStyle w:val="HTMLPreformatted"/>
+        <w:rPr>
+          <w:rStyle w:val="HTMLCode"/>
+          <w:rFonts w:ascii="var(--font-mono)" w:hAnsi="var(--font-mono)"/>
+          <w:color w:val="14181F"/>
+        </w:rPr>
+      </w:pPr>
+      <w:r>
+        <w:rPr>
+          <w:rStyle w:val="HTMLCode"/>
+          <w:rFonts w:ascii="var(--font-mono)" w:hAnsi="var(--font-mono)"/>
+          <w:color w:val="14181F"/>
+        </w:rPr>
+        <w:t>├── templates/</w:t>
+      </w:r>
+    </w:p>
+    <w:p>
+      <w:pPr>
+        <w:pStyle w:val="HTMLPreformatted"/>
+        <w:rPr>
+          <w:rStyle w:val="HTMLCode"/>
+          <w:rFonts w:ascii="var(--font-mono)" w:hAnsi="var(--font-mono)"/>
+          <w:color w:val="14181F"/>
+        </w:rPr>
+      </w:pPr>
+      <w:r>
+        <w:rPr>
+          <w:rStyle w:val="HTMLCode"/>
+          <w:rFonts w:ascii="var(--font-mono)" w:hAnsi="var(--font-mono)"/>
+          <w:color w:val="14181F"/>
+        </w:rPr>
+        <w:t>├── static/</w:t>
+      </w:r>
+    </w:p>
+    <w:p>
+      <w:pPr>
+        <w:pStyle w:val="HTMLPreformatted"/>
+        <w:rPr>
+          <w:rStyle w:val="HTMLCode"/>
+          <w:rFonts w:ascii="var(--font-mono)" w:hAnsi="var(--font-mono)"/>
+          <w:color w:val="14181F"/>
+        </w:rPr>
+      </w:pPr>
+      <w:r>
+        <w:rPr>
+          <w:rStyle w:val="HTMLCode"/>
+          <w:rFonts w:ascii="var(--font-mono)" w:hAnsi="var(--font-mono)"/>
+          <w:color w:val="14181F"/>
+        </w:rPr>
+        <w:t>├── requirements.txt</w:t>
+      </w:r>
+    </w:p>
+    <w:p>
+      <w:pPr>
+        <w:pStyle w:val="HTMLPreformatted"/>
+        <w:rPr>
+          <w:rStyle w:val="HTMLCode"/>
+          <w:rFonts w:ascii="var(--font-mono)" w:hAnsi="var(--font-mono)"/>
+          <w:color w:val="14181F"/>
+        </w:rPr>
+      </w:pPr>
+      <w:r>
+        <w:rPr>
+          <w:rStyle w:val="HTMLCode"/>
+          <w:rFonts w:ascii="var(--font-mono)" w:hAnsi="var(--font-mono)"/>
+          <w:color w:val="14181F"/>
+        </w:rPr>
+        <w:t>├── budget_tracking_backup.sql</w:t>
+      </w:r>
+    </w:p>
+    <w:p>
+      <w:pPr>
+        <w:pStyle w:val="HTMLPreformatted"/>
+        <w:rPr>
+          <w:rFonts w:ascii="var(--font-mono)" w:hAnsi="var(--font-mono)"/>
+          <w:color w:val="14181F"/>
+        </w:rPr>
+      </w:pPr>
+      <w:r>
+        <w:rPr>
+          <w:rStyle w:val="HTMLCode"/>
+          <w:rFonts w:ascii="var(--font-mono)" w:hAnsi="var(--font-mono)"/>
+          <w:color w:val="14181F"/>
+        </w:rPr>
+        <w:t>└── README.md                 ← the instructions below go here</w:t>
+      </w:r>
+    </w:p>
+    <w:p>
+      <w:pPr>
+        <w:pStyle w:val="font-claude-response-body"/>
+        <w:rPr>
+          <w:color w:val="000000"/>
+        </w:rPr>
+      </w:pPr>
+      <w:r>
+        <w:rPr>
+          <w:color w:val="000000"/>
+        </w:rPr>
+        <w:t>Zip everything except</w:t>
+      </w:r>
+      <w:r>
+        <w:rPr>
+          <w:rStyle w:val="apple-converted-space"/>
+          <w:color w:val="000000"/>
+        </w:rPr>
+        <w:t> </w:t>
+      </w:r>
+      <w:r>
+        <w:rPr>
+          <w:rStyle w:val="HTMLCode"/>
+          <w:color w:val="000000"/>
+        </w:rPr>
+        <w:t>env/</w:t>
+      </w:r>
+      <w:r>
+        <w:rPr>
+          <w:rStyle w:val="apple-converted-space"/>
+          <w:color w:val="000000"/>
+        </w:rPr>
+        <w:t> </w:t>
+      </w:r>
+      <w:r>
+        <w:rPr>
+          <w:color w:val="000000"/>
+        </w:rPr>
+        <w:t>and</w:t>
+      </w:r>
+      <w:r>
+        <w:rPr>
+          <w:rStyle w:val="apple-converted-space"/>
+          <w:color w:val="000000"/>
+        </w:rPr>
+        <w:t> </w:t>
+      </w:r>
+      <w:r>
+        <w:rPr>
+          <w:rStyle w:val="HTMLCode"/>
+          <w:color w:val="000000"/>
+        </w:rPr>
+        <w:t>__pycache__/</w:t>
+      </w:r>
+      <w:r>
+        <w:rPr>
+          <w:color w:val="000000"/>
+        </w:rPr>
+        <w:t>.</w:t>
+      </w:r>
+    </w:p>
+    <w:p>
+      <w:pPr>
+        <w:pStyle w:val="Heading3"/>
+        <w:rPr>
+          <w:color w:val="000000"/>
+        </w:rPr>
+      </w:pPr>
+      <w:r>
+        <w:rPr>
+          <w:color w:val="000000"/>
+        </w:rPr>
+        <w:t>Step 5 — Write a short README so they're not starting from zero</w:t>
+      </w:r>
+    </w:p>
+    <w:p>
+      <w:pPr>
+        <w:pStyle w:val="font-claude-response-body"/>
+        <w:rPr>
+          <w:color w:val="000000"/>
+        </w:rPr>
+      </w:pPr>
+      <w:r>
+        <w:rPr>
+          <w:color w:val="000000"/>
+        </w:rPr>
+        <w:t>This is the single biggest favor you can do for them, given how much troubleshooting we did today. Something like:</w:t>
+      </w:r>
+    </w:p>
+    <w:p>
+      <w:pPr>
+        <w:rPr>
+          <w:color w:val="000000"/>
+        </w:rPr>
+      </w:pPr>
+      <w:r>
+        <w:rPr>
+          <w:color w:val="000000"/>
+        </w:rPr>
+        <w:t>markdown</w:t>
+      </w:r>
+    </w:p>
+    <w:p>
+      <w:pPr>
+        <w:pStyle w:val="HTMLPreformatted"/>
+        <w:rPr>
+          <w:rStyle w:val="HTMLCode"/>
+          <w:rFonts w:ascii="var(--font-mono)" w:hAnsi="var(--font-mono)"/>
+          <w:color w:val="14181F"/>
+        </w:rPr>
+      </w:pPr>
+      <w:r>
+        <w:rPr>
+          <w:rStyle w:val="token"/>
+          <w:rFonts w:ascii="var(--font-mono)" w:hAnsi="var(--font-mono)"/>
+          <w:b/>
+          <w:bCs/>
+          <w:color w:val="2B303B"/>
+        </w:rPr>
+        <w:t>#</w:t>
+      </w:r>
+      <w:r>
+        <w:rPr>
+          <w:rStyle w:val="token"/>
+          <w:rFonts w:ascii="var(--font-mono)" w:hAnsi="var(--font-mono)"/>
+          <w:b/>
+          <w:bCs/>
+          <w:color w:val="B80A18"/>
+        </w:rPr>
+        <w:t xml:space="preserve"> Sudurpaschim Budget Tracking System</w:t>
+      </w:r>
+    </w:p>
+    <w:p>
+      <w:pPr>
+        <w:pStyle w:val="HTMLPreformatted"/>
+        <w:rPr>
+          <w:rStyle w:val="HTMLCode"/>
+          <w:rFonts w:ascii="var(--font-mono)" w:hAnsi="var(--font-mono)"/>
+          <w:color w:val="14181F"/>
+        </w:rPr>
+      </w:pPr>
+    </w:p>
+    <w:p>
+      <w:pPr>
+        <w:pStyle w:val="HTMLPreformatted"/>
+        <w:rPr>
+          <w:rStyle w:val="HTMLCode"/>
+          <w:rFonts w:ascii="var(--font-mono)" w:hAnsi="var(--font-mono)"/>
+          <w:color w:val="14181F"/>
+        </w:rPr>
+      </w:pPr>
+      <w:r>
+        <w:rPr>
+          <w:rStyle w:val="token"/>
+          <w:rFonts w:ascii="var(--font-mono)" w:hAnsi="var(--font-mono)"/>
+          <w:b/>
+          <w:bCs/>
+          <w:color w:val="2B303B"/>
+        </w:rPr>
+        <w:t>##</w:t>
+      </w:r>
+      <w:r>
+        <w:rPr>
+          <w:rStyle w:val="token"/>
+          <w:rFonts w:ascii="var(--font-mono)" w:hAnsi="var(--font-mono)"/>
+          <w:b/>
+          <w:bCs/>
+          <w:color w:val="B80A18"/>
+        </w:rPr>
+        <w:t xml:space="preserve"> Requirements</w:t>
+      </w:r>
+    </w:p>
+    <w:p>
+      <w:pPr>
+        <w:pStyle w:val="HTMLPreformatted"/>
+        <w:rPr>
+          <w:rStyle w:val="HTMLCode"/>
+          <w:rFonts w:ascii="var(--font-mono)" w:hAnsi="var(--font-mono)"/>
+          <w:color w:val="14181F"/>
+        </w:rPr>
+      </w:pPr>
+      <w:r>
+        <w:rPr>
+          <w:rStyle w:val="token"/>
+          <w:rFonts w:ascii="var(--font-mono)" w:hAnsi="var(--font-mono)"/>
+          <w:color w:val="2B303B"/>
+        </w:rPr>
+        <w:t>-</w:t>
+      </w:r>
+      <w:r>
+        <w:rPr>
+          <w:rStyle w:val="HTMLCode"/>
+          <w:rFonts w:ascii="var(--font-mono)" w:hAnsi="var(--font-mono)"/>
+          <w:color w:val="14181F"/>
+        </w:rPr>
+        <w:t xml:space="preserve"> Python 3</w:t>
+      </w:r>
+    </w:p>
+    <w:p>
+      <w:pPr>
+        <w:pStyle w:val="HTMLPreformatted"/>
+        <w:rPr>
+          <w:rStyle w:val="HTMLCode"/>
+          <w:rFonts w:ascii="var(--font-mono)" w:hAnsi="var(--font-mono)"/>
+          <w:color w:val="14181F"/>
+        </w:rPr>
+      </w:pPr>
+      <w:r>
+        <w:rPr>
+          <w:rStyle w:val="token"/>
+          <w:rFonts w:ascii="var(--font-mono)" w:hAnsi="var(--font-mono)"/>
+          <w:color w:val="2B303B"/>
+        </w:rPr>
+        <w:t>-</w:t>
+      </w:r>
+      <w:r>
+        <w:rPr>
+          <w:rStyle w:val="HTMLCode"/>
+          <w:rFonts w:ascii="var(--font-mono)" w:hAnsi="var(--font-mono)"/>
+          <w:color w:val="14181F"/>
+        </w:rPr>
+        <w:t xml:space="preserve"> XAMPP (for MySQL) — download from apachefriends.org</w:t>
+      </w:r>
+    </w:p>
+    <w:p>
+      <w:pPr>
+        <w:pStyle w:val="HTMLPreformatted"/>
+        <w:rPr>
+          <w:rStyle w:val="HTMLCode"/>
+          <w:rFonts w:ascii="var(--font-mono)" w:hAnsi="var(--font-mono)"/>
+          <w:color w:val="14181F"/>
+        </w:rPr>
+      </w:pPr>
+    </w:p>
+    <w:p>
+      <w:pPr>
+        <w:pStyle w:val="HTMLPreformatted"/>
+        <w:rPr>
+          <w:rStyle w:val="HTMLCode"/>
+          <w:rFonts w:ascii="var(--font-mono)" w:hAnsi="var(--font-mono)"/>
+          <w:color w:val="14181F"/>
+        </w:rPr>
+      </w:pPr>
+      <w:r>
+        <w:rPr>
+          <w:rStyle w:val="token"/>
+          <w:rFonts w:ascii="var(--font-mono)" w:hAnsi="var(--font-mono)"/>
+          <w:b/>
+          <w:bCs/>
+          <w:color w:val="2B303B"/>
+        </w:rPr>
+        <w:t>##</w:t>
+      </w:r>
+      <w:r>
+        <w:rPr>
+          <w:rStyle w:val="token"/>
+          <w:rFonts w:ascii="var(--font-mono)" w:hAnsi="var(--font-mono)"/>
+          <w:b/>
+          <w:bCs/>
+          <w:color w:val="B80A18"/>
+        </w:rPr>
+        <w:t xml:space="preserve"> Setup</w:t>
+      </w:r>
+    </w:p>
+    <w:p>
+      <w:pPr>
+        <w:pStyle w:val="HTMLPreformatted"/>
+        <w:rPr>
+          <w:rStyle w:val="HTMLCode"/>
+          <w:rFonts w:ascii="var(--font-mono)" w:hAnsi="var(--font-mono)"/>
+          <w:color w:val="14181F"/>
+        </w:rPr>
+      </w:pPr>
+      <w:r>
+        <w:rPr>
+          <w:rStyle w:val="token"/>
+          <w:rFonts w:ascii="var(--font-mono)" w:hAnsi="var(--font-mono)"/>
+          <w:color w:val="2B303B"/>
+        </w:rPr>
+        <w:t>1.</w:t>
+      </w:r>
+      <w:r>
+        <w:rPr>
+          <w:rStyle w:val="HTMLCode"/>
+          <w:rFonts w:ascii="var(--font-mono)" w:hAnsi="var(--font-mono)"/>
+          <w:color w:val="14181F"/>
+        </w:rPr>
+        <w:t xml:space="preserve"> Install XAMPP, open XAMPP Control Panel, click Start next to MySQL.</w:t>
+      </w:r>
+    </w:p>
+    <w:p>
+      <w:pPr>
+        <w:pStyle w:val="HTMLPreformatted"/>
+        <w:rPr>
+          <w:rStyle w:val="HTMLCode"/>
+          <w:rFonts w:ascii="var(--font-mono)" w:hAnsi="var(--font-mono)"/>
+          <w:color w:val="14181F"/>
+        </w:rPr>
+      </w:pPr>
+      <w:r>
+        <w:rPr>
+          <w:rStyle w:val="token"/>
+          <w:rFonts w:ascii="var(--font-mono)" w:hAnsi="var(--font-mono)"/>
+          <w:color w:val="2B303B"/>
+        </w:rPr>
+        <w:t>2.</w:t>
+      </w:r>
+      <w:r>
+        <w:rPr>
+          <w:rStyle w:val="HTMLCode"/>
+          <w:rFonts w:ascii="var(--font-mono)" w:hAnsi="var(--font-mono)"/>
+          <w:color w:val="14181F"/>
+        </w:rPr>
+        <w:t xml:space="preserve"> Import the database:</w:t>
+      </w:r>
+    </w:p>
+    <w:p>
+      <w:pPr>
+        <w:pStyle w:val="HTMLPreformatted"/>
+        <w:rPr>
+          <w:rStyle w:val="HTMLCode"/>
+          <w:rFonts w:ascii="var(--font-mono)" w:hAnsi="var(--font-mono)"/>
+          <w:color w:val="14181F"/>
+        </w:rPr>
+      </w:pPr>
+      <w:r>
+        <w:rPr>
+          <w:rStyle w:val="HTMLCode"/>
+          <w:rFonts w:ascii="var(--font-mono)" w:hAnsi="var(--font-mono)"/>
+          <w:color w:val="14181F"/>
+        </w:rPr>
+        <w:t xml:space="preserve">   /Applications/XAMPP/xamppfiles/bin/mysql -u root budget_tracking &lt; budget_tracking_backup.sql</w:t>
+      </w:r>
+    </w:p>
+    <w:p>
+      <w:pPr>
+        <w:pStyle w:val="HTMLPreformatted"/>
+        <w:rPr>
+          <w:rStyle w:val="HTMLCode"/>
+          <w:rFonts w:ascii="var(--font-mono)" w:hAnsi="var(--font-mono)"/>
+          <w:color w:val="14181F"/>
+        </w:rPr>
+      </w:pPr>
+      <w:r>
+        <w:rPr>
+          <w:rStyle w:val="HTMLCode"/>
+          <w:rFonts w:ascii="var(--font-mono)" w:hAnsi="var(--font-mono)"/>
+          <w:color w:val="14181F"/>
+        </w:rPr>
+        <w:t xml:space="preserve">   (if "Unknown database" — first run: </w:t>
+      </w:r>
+    </w:p>
+    <w:p>
+      <w:pPr>
+        <w:pStyle w:val="HTMLPreformatted"/>
+        <w:rPr>
+          <w:rStyle w:val="HTMLCode"/>
+          <w:rFonts w:ascii="var(--font-mono)" w:hAnsi="var(--font-mono)"/>
+          <w:color w:val="14181F"/>
+        </w:rPr>
+      </w:pPr>
+      <w:r>
+        <w:rPr>
+          <w:rStyle w:val="HTMLCode"/>
+          <w:rFonts w:ascii="var(--font-mono)" w:hAnsi="var(--font-mono)"/>
+          <w:color w:val="14181F"/>
+        </w:rPr>
+        <w:t xml:space="preserve">   /Applications/XAMPP/xamppfiles/bin/mysql -u root -e "CREATE DATABASE budget_tracking;"</w:t>
+      </w:r>
+    </w:p>
+    <w:p>
+      <w:pPr>
+        <w:pStyle w:val="HTMLPreformatted"/>
+        <w:rPr>
+          <w:rStyle w:val="HTMLCode"/>
+          <w:rFonts w:ascii="var(--font-mono)" w:hAnsi="var(--font-mono)"/>
+          <w:color w:val="14181F"/>
+        </w:rPr>
+      </w:pPr>
+      <w:r>
+        <w:rPr>
+          <w:rStyle w:val="HTMLCode"/>
+          <w:rFonts w:ascii="var(--font-mono)" w:hAnsi="var(--font-mono)"/>
+          <w:color w:val="14181F"/>
+        </w:rPr>
+        <w:t xml:space="preserve">   then re-run the import line above)</w:t>
+      </w:r>
+    </w:p>
+    <w:p>
+      <w:pPr>
+        <w:pStyle w:val="HTMLPreformatted"/>
+        <w:rPr>
+          <w:rStyle w:val="HTMLCode"/>
+          <w:rFonts w:ascii="var(--font-mono)" w:hAnsi="var(--font-mono)"/>
+          <w:color w:val="14181F"/>
+        </w:rPr>
+      </w:pPr>
+      <w:r>
+        <w:rPr>
+          <w:rStyle w:val="token"/>
+          <w:rFonts w:ascii="var(--font-mono)" w:hAnsi="var(--font-mono)"/>
+          <w:color w:val="2B303B"/>
+        </w:rPr>
+        <w:t>3.</w:t>
+      </w:r>
+      <w:r>
+        <w:rPr>
+          <w:rStyle w:val="HTMLCode"/>
+          <w:rFonts w:ascii="var(--font-mono)" w:hAnsi="var(--font-mono)"/>
+          <w:color w:val="14181F"/>
+        </w:rPr>
+        <w:t xml:space="preserve"> python3 -m venv env</w:t>
+      </w:r>
+    </w:p>
+    <w:p>
+      <w:pPr>
+        <w:pStyle w:val="HTMLPreformatted"/>
+        <w:rPr>
+          <w:rStyle w:val="HTMLCode"/>
+          <w:rFonts w:ascii="var(--font-mono)" w:hAnsi="var(--font-mono)"/>
+          <w:color w:val="14181F"/>
+        </w:rPr>
+      </w:pPr>
+      <w:r>
+        <w:rPr>
+          <w:rStyle w:val="token"/>
+          <w:rFonts w:ascii="var(--font-mono)" w:hAnsi="var(--font-mono)"/>
+          <w:color w:val="2B303B"/>
+        </w:rPr>
+        <w:t>4.</w:t>
+      </w:r>
+      <w:r>
+        <w:rPr>
+          <w:rStyle w:val="HTMLCode"/>
+          <w:rFonts w:ascii="var(--font-mono)" w:hAnsi="var(--font-mono)"/>
+          <w:color w:val="14181F"/>
+        </w:rPr>
+        <w:t xml:space="preserve"> source env/bin/activate   (Mac/Linux)  or  env\Scripts\activate  (Windows)</w:t>
+      </w:r>
+    </w:p>
+    <w:p>
+      <w:pPr>
+        <w:pStyle w:val="HTMLPreformatted"/>
+        <w:rPr>
+          <w:rStyle w:val="HTMLCode"/>
+          <w:rFonts w:ascii="var(--font-mono)" w:hAnsi="var(--font-mono)"/>
+          <w:color w:val="14181F"/>
+        </w:rPr>
+      </w:pPr>
+      <w:r>
+        <w:rPr>
+          <w:rStyle w:val="token"/>
+          <w:rFonts w:ascii="var(--font-mono)" w:hAnsi="var(--font-mono)"/>
+          <w:color w:val="2B303B"/>
+        </w:rPr>
+        <w:t>5.</w:t>
+      </w:r>
+      <w:r>
+        <w:rPr>
+          <w:rStyle w:val="HTMLCode"/>
+          <w:rFonts w:ascii="var(--font-mono)" w:hAnsi="var(--font-mono)"/>
+          <w:color w:val="14181F"/>
+        </w:rPr>
+        <w:t xml:space="preserve"> pip install -r requirements.txt</w:t>
+      </w:r>
+    </w:p>
+    <w:p>
+      <w:pPr>
+        <w:pStyle w:val="HTMLPreformatted"/>
+        <w:rPr>
+          <w:rStyle w:val="HTMLCode"/>
+          <w:rFonts w:ascii="var(--font-mono)" w:hAnsi="var(--font-mono)"/>
+          <w:color w:val="14181F"/>
+        </w:rPr>
+      </w:pPr>
+      <w:r>
+        <w:rPr>
+          <w:rStyle w:val="token"/>
+          <w:rFonts w:ascii="var(--font-mono)" w:hAnsi="var(--font-mono)"/>
+          <w:color w:val="2B303B"/>
+        </w:rPr>
+        <w:t>6.</w:t>
+      </w:r>
+      <w:r>
+        <w:rPr>
+          <w:rStyle w:val="HTMLCode"/>
+          <w:rFonts w:ascii="var(--font-mono)" w:hAnsi="var(--font-mono)"/>
+          <w:color w:val="14181F"/>
+        </w:rPr>
+        <w:t xml:space="preserve"> python3 app.py</w:t>
+      </w:r>
+    </w:p>
+    <w:p>
+      <w:pPr>
+        <w:pStyle w:val="HTMLPreformatted"/>
+        <w:rPr>
+          <w:rStyle w:val="HTMLCode"/>
+          <w:rFonts w:ascii="var(--font-mono)" w:hAnsi="var(--font-mono)"/>
+          <w:color w:val="14181F"/>
+        </w:rPr>
+      </w:pPr>
+      <w:r>
+        <w:rPr>
+          <w:rStyle w:val="token"/>
+          <w:rFonts w:ascii="var(--font-mono)" w:hAnsi="var(--font-mono)"/>
+          <w:color w:val="2B303B"/>
+        </w:rPr>
+        <w:t>7.</w:t>
+      </w:r>
+      <w:r>
+        <w:rPr>
+          <w:rStyle w:val="HTMLCode"/>
+          <w:rFonts w:ascii="var(--font-mono)" w:hAnsi="var(--font-mono)"/>
+          <w:color w:val="14181F"/>
+        </w:rPr>
+        <w:t xml:space="preserve"> Open http://localhost:5000</w:t>
+      </w:r>
+    </w:p>
+    <w:p>
+      <w:pPr>
+        <w:pStyle w:val="HTMLPreformatted"/>
+        <w:rPr>
+          <w:rStyle w:val="HTMLCode"/>
+          <w:rFonts w:ascii="var(--font-mono)" w:hAnsi="var(--font-mono)"/>
+          <w:color w:val="14181F"/>
+        </w:rPr>
+      </w:pPr>
+    </w:p>
+    <w:p>
+      <w:pPr>
+        <w:pStyle w:val="HTMLPreformatted"/>
+        <w:rPr>
+          <w:rStyle w:val="HTMLCode"/>
+          <w:rFonts w:ascii="var(--font-mono)" w:hAnsi="var(--font-mono)"/>
+          <w:color w:val="14181F"/>
+        </w:rPr>
+      </w:pPr>
+      <w:r>
+        <w:rPr>
+          <w:rStyle w:val="token"/>
+          <w:rFonts w:ascii="var(--font-mono)" w:hAnsi="var(--font-mono)"/>
+          <w:b/>
+          <w:bCs/>
+          <w:color w:val="2B303B"/>
+        </w:rPr>
+        <w:t>##</w:t>
+      </w:r>
+      <w:r>
+        <w:rPr>
+          <w:rStyle w:val="token"/>
+          <w:rFonts w:ascii="var(--font-mono)" w:hAnsi="var(--font-mono)"/>
+          <w:b/>
+          <w:bCs/>
+          <w:color w:val="B80A18"/>
+        </w:rPr>
+        <w:t xml:space="preserve"> Admin login</w:t>
+      </w:r>
+    </w:p>
+    <w:p>
+      <w:pPr>
+        <w:pStyle w:val="HTMLPreformatted"/>
+        <w:rPr>
+          <w:rStyle w:val="HTMLCode"/>
+          <w:rFonts w:ascii="var(--font-mono)" w:hAnsi="var(--font-mono)"/>
+          <w:color w:val="14181F"/>
+        </w:rPr>
+      </w:pPr>
+      <w:r>
+        <w:rPr>
+          <w:rStyle w:val="HTMLCode"/>
+          <w:rFonts w:ascii="var(--font-mono)" w:hAnsi="var(--font-mono)"/>
+          <w:color w:val="14181F"/>
+        </w:rPr>
+        <w:t>Ask [your name] for the current admin username/password,</w:t>
+      </w:r>
+    </w:p>
+    <w:p>
+      <w:pPr>
+        <w:pStyle w:val="HTMLPreformatted"/>
+        <w:rPr>
+          <w:rStyle w:val="HTMLCode"/>
+          <w:rFonts w:ascii="var(--font-mono)" w:hAnsi="var(--font-mono)"/>
+          <w:color w:val="14181F"/>
+        </w:rPr>
+      </w:pPr>
+      <w:r>
+        <w:rPr>
+          <w:rStyle w:val="HTMLCode"/>
+          <w:rFonts w:ascii="var(--font-mono)" w:hAnsi="var(--font-mono)"/>
+          <w:color w:val="14181F"/>
+        </w:rPr>
+        <w:t>or run reset_password.py to set a new one.</w:t>
+      </w:r>
+    </w:p>
+    <w:p>
+      <w:pPr>
+        <w:pStyle w:val="HTMLPreformatted"/>
+        <w:rPr>
+          <w:rStyle w:val="HTMLCode"/>
+          <w:rFonts w:ascii="var(--font-mono)" w:hAnsi="var(--font-mono)"/>
+          <w:color w:val="14181F"/>
+        </w:rPr>
+      </w:pPr>
+    </w:p>
+    <w:p>
+      <w:pPr>
+        <w:pStyle w:val="HTMLPreformatted"/>
+        <w:rPr>
+          <w:rStyle w:val="HTMLCode"/>
+          <w:rFonts w:ascii="var(--font-mono)" w:hAnsi="var(--font-mono)"/>
+          <w:color w:val="14181F"/>
+        </w:rPr>
+      </w:pPr>
+      <w:r>
+        <w:rPr>
+          <w:rStyle w:val="token"/>
+          <w:rFonts w:ascii="var(--font-mono)" w:hAnsi="var(--font-mono)"/>
+          <w:b/>
+          <w:bCs/>
+          <w:color w:val="2B303B"/>
+        </w:rPr>
+        <w:t>##</w:t>
+      </w:r>
+      <w:r>
+        <w:rPr>
+          <w:rStyle w:val="token"/>
+          <w:rFonts w:ascii="var(--font-mono)" w:hAnsi="var(--font-mono)"/>
+          <w:b/>
+          <w:bCs/>
+          <w:color w:val="B80A18"/>
+        </w:rPr>
+        <w:t xml:space="preserve"> Notes</w:t>
+      </w:r>
+    </w:p>
+    <w:p>
+      <w:pPr>
+        <w:pStyle w:val="HTMLPreformatted"/>
+        <w:rPr>
+          <w:rStyle w:val="HTMLCode"/>
+          <w:rFonts w:ascii="var(--font-mono)" w:hAnsi="var(--font-mono)"/>
+          <w:color w:val="14181F"/>
+        </w:rPr>
+      </w:pPr>
+      <w:r>
+        <w:rPr>
+          <w:rStyle w:val="token"/>
+          <w:rFonts w:ascii="var(--font-mono)" w:hAnsi="var(--font-mono)"/>
+          <w:color w:val="2B303B"/>
+        </w:rPr>
+        <w:t>-</w:t>
+      </w:r>
+      <w:r>
+        <w:rPr>
+          <w:rStyle w:val="HTMLCode"/>
+          <w:rFonts w:ascii="var(--font-mono)" w:hAnsi="var(--font-mono)"/>
+          <w:color w:val="14181F"/>
+        </w:rPr>
+        <w:t xml:space="preserve"> Only run MySQL through the XAMPP Control Panel — do not use a separately</w:t>
+      </w:r>
+    </w:p>
+    <w:p>
+      <w:pPr>
+        <w:pStyle w:val="HTMLPreformatted"/>
+        <w:rPr>
+          <w:rStyle w:val="HTMLCode"/>
+          <w:rFonts w:ascii="var(--font-mono)" w:hAnsi="var(--font-mono)"/>
+          <w:color w:val="14181F"/>
+        </w:rPr>
+      </w:pPr>
+      <w:r>
+        <w:rPr>
+          <w:rStyle w:val="HTMLCode"/>
+          <w:rFonts w:ascii="var(--font-mono)" w:hAnsi="var(--font-mono)"/>
+          <w:color w:val="14181F"/>
+        </w:rPr>
+        <w:lastRenderedPageBreak/>
+        <w:t xml:space="preserve">  installed standalone MySQL alongside it, as both will try to use port 3306</w:t>
+      </w:r>
+    </w:p>
+    <w:p>
+      <w:pPr>
+        <w:pStyle w:val="HTMLPreformatted"/>
+        <w:rPr>
+          <w:rFonts w:ascii="var(--font-mono)" w:hAnsi="var(--font-mono)"/>
+          <w:color w:val="14181F"/>
+        </w:rPr>
+      </w:pPr>
+      <w:r>
+        <w:rPr>
+          <w:rStyle w:val="HTMLCode"/>
+          <w:rFonts w:ascii="var(--font-mono)" w:hAnsi="var(--font-mono)"/>
+          <w:color w:val="14181F"/>
+        </w:rPr>
+        <w:t xml:space="preserve">  and conflict with each other.</w:t>
+      </w:r>
+    </w:p>
+    <w:p>
+      <w:pPr>
+        <w:pStyle w:val="font-claude-response-body"/>
+        <w:rPr>
+          <w:color w:val="000000"/>
+        </w:rPr>
+      </w:pPr>
+      <w:r>
+        <w:rPr>
+          <w:color w:val="000000"/>
+        </w:rPr>
+        <w:t>That last note alone would have saved you today's entire multi-hour detour if someone had told you in advance — definitely worth including for whoever comes next.</w:t>
+      </w:r>
+    </w:p>
+    <w:p>
+      <w:pPr>
+        <w:pStyle w:val="Heading3"/>
+        <w:rPr>
+          <w:color w:val="000000"/>
+        </w:rPr>
+      </w:pPr>
+      <w:r>
+        <w:rPr>
+          <w:color w:val="000000"/>
+        </w:rPr>
+        <w:t>One more consideration, since this sounds like real handover (not just a classmate)</w:t>
+      </w:r>
+    </w:p>
+    <w:p>
+      <w:pPr>
+        <w:pStyle w:val="font-claude-response-body"/>
+        <w:rPr>
+          <w:color w:val="000000"/>
+        </w:rPr>
+      </w:pPr>
+      <w:r>
+        <w:rPr>
+          <w:color w:val="000000"/>
+        </w:rPr>
+        <w:t>If this is going to an actual client, employer, or a proper "project handover" rather than a coursework submission — mention</w:t>
+      </w:r>
+      <w:r>
+        <w:rPr>
+          <w:rStyle w:val="apple-converted-space"/>
+          <w:color w:val="000000"/>
+        </w:rPr>
+        <w:t> </w:t>
+      </w:r>
+      <w:r>
+        <w:rPr>
+          <w:rStyle w:val="Strong"/>
+          <w:color w:val="000000"/>
+        </w:rPr>
+        <w:t>who currently has the admin password</w:t>
+      </w:r>
+      <w:r>
+        <w:rPr>
+          <w:color w:val="000000"/>
+        </w:rPr>
+        <w:t>, and whether you should reset it to something new before handing over, so you're not still holding a working login to a system that's no longer yours to access. Want help drafting that "walk away cleanly" checklist too, or is this mainly for a coursework submission where the README above covers what you need?</w:t>
+      </w:r>
+    </w:p>
+    <w:p/>
     <w:sectPr>
       <w:pgSz w:w="12240" w:h="15840"/>
       <w:pgMar w:top="1440" w:right="1440" w:bottom="1440" w:left="1440" w:header="708" w:footer="708" w:gutter="0"/>
@@ -57725,9 +59320,9 @@
 <file path=word/numbering.xml><?xml version="1.0" encoding="utf-8"?>
 <w:numbering xmlns:wpc="http://schemas.microsoft.com/office/word/2010/wordprocessingCanvas" xmlns:cx="http://schemas.microsoft.com/office/drawing/2014/chartex" xmlns:cx1="http://schemas.microsoft.com/office/drawing/2015/9/8/chartex" xmlns:cx2="http://schemas.microsoft.com/office/drawing/2015/10/21/chartex" xmlns:cx3="http://schemas.microsoft.com/office/drawing/2016/5/9/chartex" xmlns:cx4="http://schemas.microsoft.com/office/drawing/2016/5/10/chartex" xmlns:cx5="http://schemas.microsoft.com/office/drawing/2016/5/11/chartex" xmlns:cx6="http://schemas.microsoft.com/office/drawing/2016/5/12/chartex" xmlns:cx7="http://schemas.microsoft.com/office/drawing/2016/5/13/chartex" xmlns:cx8="http://schemas.microsoft.com/office/drawing/2016/5/14/chartex" xmlns:mc="http://schemas.openxmlformats.org/markup-compatibility/2006" xmlns:m="http://schemas.openxmlformats.org/officeDocument/2006/math" xmlns:aink="http://schemas.microsoft.com/office/drawing/2016/ink" xmlns:am3d="http://schemas.microsoft.com/office/drawing/2017/model3d" xmlns:oel="http://schemas.microsoft.com/office/2019/extlst" xmlns:r="http://schemas.openxmlformats.org/officeDocument/2006/relationships" xmlns:wp14="http://schemas.microsoft.com/office/word/2010/wordprocessingDrawing" xmlns:wp="http://schemas.openxmlformats.org/drawingml/2006/wordprocessingDrawing" xmlns:wpg="http://schemas.microsoft.com/office/word/2010/wordprocessingGroup" xmlns:wpi="http://schemas.microsoft.com/office/word/2010/wordprocessingInk" xmlns:wps="http://schemas.microsoft.com/office/word/2010/wordprocessingShape" xmlns:o="urn:schemas-microsoft-com:office:office" xmlns:v="urn:schemas-microsoft-com:vml" xmlns:w10="urn:schemas-microsoft-com:office:word" xmlns:w="http://schemas.openxmlformats.org/wordprocessingml/2006/main" xmlns:w14="http://schemas.microsoft.com/office/word/2010/wordml" xmlns:w15="http://schemas.microsoft.com/office/word/2012/wordml" xmlns:w16cei="http://schemas.microsoft.com/office/word/2026/wordml/cei" xmlns:w16cex="http://schemas.microsoft.com/office/word/2018/wordml/cex" xmlns:w16cid="http://schemas.microsoft.com/office/word/2016/wordml/cid" xmlns:w16="http://schemas.microsoft.com/office/word/2018/wordml" xmlns:w16sdtdh="http://schemas.microsoft.com/office/word/2020/wordml/sdtdatahash" xmlns:w16sdtfl="http://schemas.microsoft.com/office/word/2024/wordml/sdtformatlock" xmlns:w16se="http://schemas.microsoft.com/office/word/2015/wordml/symex" xmlns:w16du="http://schemas.microsoft.com/office/word/2023/wordml/word16du" xmlns:wne="http://schemas.microsoft.com/office/word/2006/wordml" mc:Ignorable="w14 w15 w16se w16cid w16 w16cex w16sdtdh w16sdtfl w16du wp14">
   <w:abstractNum w:abstractNumId="0" w15:restartNumberingAfterBreak="0">
-    <w:nsid w:val="5D584B3B"/>
+    <w:nsid w:val="252252E3"/>
     <w:multiLevelType w:val="multilevel"/>
-    <w:tmpl w:val="C144D256"/>
+    <w:tmpl w:val="1304FFC0"/>
     <w:lvl w:ilvl="0">
       <w:start w:val="1"/>
       <w:numFmt w:val="bullet"/>
@@ -57874,9 +59469,9 @@
     </w:lvl>
   </w:abstractNum>
   <w:abstractNum w:abstractNumId="1" w15:restartNumberingAfterBreak="0">
-    <w:nsid w:val="7FBA5608"/>
+    <w:nsid w:val="5D584B3B"/>
     <w:multiLevelType w:val="multilevel"/>
-    <w:tmpl w:val="3B440C58"/>
+    <w:tmpl w:val="C144D256"/>
     <w:lvl w:ilvl="0">
       <w:start w:val="1"/>
       <w:numFmt w:val="bullet"/>
@@ -58022,10 +59617,162 @@
       </w:rPr>
     </w:lvl>
   </w:abstractNum>
+  <w:abstractNum w:abstractNumId="2" w15:restartNumberingAfterBreak="0">
+    <w:nsid w:val="7FBA5608"/>
+    <w:multiLevelType w:val="multilevel"/>
+    <w:tmpl w:val="3B440C58"/>
+    <w:lvl w:ilvl="0">
+      <w:start w:val="1"/>
+      <w:numFmt w:val="bullet"/>
+      <w:lvlText w:val=""/>
+      <w:lvlJc w:val="left"/>
+      <w:pPr>
+        <w:tabs>
+          <w:tab w:val="num" w:pos="720"/>
+        </w:tabs>
+        <w:ind w:left="720" w:hanging="360"/>
+      </w:pPr>
+      <w:rPr>
+        <w:rFonts w:ascii="Symbol" w:hAnsi="Symbol" w:hint="default"/>
+        <w:sz w:val="20"/>
+      </w:rPr>
+    </w:lvl>
+    <w:lvl w:ilvl="1" w:tentative="1">
+      <w:start w:val="1"/>
+      <w:numFmt w:val="bullet"/>
+      <w:lvlText w:val="o"/>
+      <w:lvlJc w:val="left"/>
+      <w:pPr>
+        <w:tabs>
+          <w:tab w:val="num" w:pos="1440"/>
+        </w:tabs>
+        <w:ind w:left="1440" w:hanging="360"/>
+      </w:pPr>
+      <w:rPr>
+        <w:rFonts w:ascii="Courier New" w:hAnsi="Courier New" w:hint="default"/>
+        <w:sz w:val="20"/>
+      </w:rPr>
+    </w:lvl>
+    <w:lvl w:ilvl="2" w:tentative="1">
+      <w:start w:val="1"/>
+      <w:numFmt w:val="bullet"/>
+      <w:lvlText w:val=""/>
+      <w:lvlJc w:val="left"/>
+      <w:pPr>
+        <w:tabs>
+          <w:tab w:val="num" w:pos="2160"/>
+        </w:tabs>
+        <w:ind w:left="2160" w:hanging="360"/>
+      </w:pPr>
+      <w:rPr>
+        <w:rFonts w:ascii="Wingdings" w:hAnsi="Wingdings" w:hint="default"/>
+        <w:sz w:val="20"/>
+      </w:rPr>
+    </w:lvl>
+    <w:lvl w:ilvl="3" w:tentative="1">
+      <w:start w:val="1"/>
+      <w:numFmt w:val="bullet"/>
+      <w:lvlText w:val=""/>
+      <w:lvlJc w:val="left"/>
+      <w:pPr>
+        <w:tabs>
+          <w:tab w:val="num" w:pos="2880"/>
+        </w:tabs>
+        <w:ind w:left="2880" w:hanging="360"/>
+      </w:pPr>
+      <w:rPr>
+        <w:rFonts w:ascii="Wingdings" w:hAnsi="Wingdings" w:hint="default"/>
+        <w:sz w:val="20"/>
+      </w:rPr>
+    </w:lvl>
+    <w:lvl w:ilvl="4" w:tentative="1">
+      <w:start w:val="1"/>
+      <w:numFmt w:val="bullet"/>
+      <w:lvlText w:val=""/>
+      <w:lvlJc w:val="left"/>
+      <w:pPr>
+        <w:tabs>
+          <w:tab w:val="num" w:pos="3600"/>
+        </w:tabs>
+        <w:ind w:left="3600" w:hanging="360"/>
+      </w:pPr>
+      <w:rPr>
+        <w:rFonts w:ascii="Wingdings" w:hAnsi="Wingdings" w:hint="default"/>
+        <w:sz w:val="20"/>
+      </w:rPr>
+    </w:lvl>
+    <w:lvl w:ilvl="5" w:tentative="1">
+      <w:start w:val="1"/>
+      <w:numFmt w:val="bullet"/>
+      <w:lvlText w:val=""/>
+      <w:lvlJc w:val="left"/>
+      <w:pPr>
+        <w:tabs>
+          <w:tab w:val="num" w:pos="4320"/>
+        </w:tabs>
+        <w:ind w:left="4320" w:hanging="360"/>
+      </w:pPr>
+      <w:rPr>
+        <w:rFonts w:ascii="Wingdings" w:hAnsi="Wingdings" w:hint="default"/>
+        <w:sz w:val="20"/>
+      </w:rPr>
+    </w:lvl>
+    <w:lvl w:ilvl="6" w:tentative="1">
+      <w:start w:val="1"/>
+      <w:numFmt w:val="bullet"/>
+      <w:lvlText w:val=""/>
+      <w:lvlJc w:val="left"/>
+      <w:pPr>
+        <w:tabs>
+          <w:tab w:val="num" w:pos="5040"/>
+        </w:tabs>
+        <w:ind w:left="5040" w:hanging="360"/>
+      </w:pPr>
+      <w:rPr>
+        <w:rFonts w:ascii="Wingdings" w:hAnsi="Wingdings" w:hint="default"/>
+        <w:sz w:val="20"/>
+      </w:rPr>
+    </w:lvl>
+    <w:lvl w:ilvl="7" w:tentative="1">
+      <w:start w:val="1"/>
+      <w:numFmt w:val="bullet"/>
+      <w:lvlText w:val=""/>
+      <w:lvlJc w:val="left"/>
+      <w:pPr>
+        <w:tabs>
+          <w:tab w:val="num" w:pos="5760"/>
+        </w:tabs>
+        <w:ind w:left="5760" w:hanging="360"/>
+      </w:pPr>
+      <w:rPr>
+        <w:rFonts w:ascii="Wingdings" w:hAnsi="Wingdings" w:hint="default"/>
+        <w:sz w:val="20"/>
+      </w:rPr>
+    </w:lvl>
+    <w:lvl w:ilvl="8" w:tentative="1">
+      <w:start w:val="1"/>
+      <w:numFmt w:val="bullet"/>
+      <w:lvlText w:val=""/>
+      <w:lvlJc w:val="left"/>
+      <w:pPr>
+        <w:tabs>
+          <w:tab w:val="num" w:pos="6480"/>
+        </w:tabs>
+        <w:ind w:left="6480" w:hanging="360"/>
+      </w:pPr>
+      <w:rPr>
+        <w:rFonts w:ascii="Wingdings" w:hAnsi="Wingdings" w:hint="default"/>
+        <w:sz w:val="20"/>
+      </w:rPr>
+    </w:lvl>
+  </w:abstractNum>
   <w:num w:numId="1" w16cid:durableId="1944143989">
+    <w:abstractNumId w:val="2"/>
+  </w:num>
+  <w:num w:numId="2" w16cid:durableId="1771461828">
     <w:abstractNumId w:val="1"/>
   </w:num>
-  <w:num w:numId="2" w16cid:durableId="1771461828">
+  <w:num w:numId="3" w16cid:durableId="31076710">
     <w:abstractNumId w:val="0"/>
   </w:num>
 </w:numbering>
@@ -59096,6 +60843,30 @@
     <w:basedOn w:val="DefaultParagraphFont"/>
     <w:rsid w:val="006B7F5B"/>
   </w:style>
+  <w:style w:type="paragraph" w:customStyle="1" w:styleId="font-claude-response-body">
+    <w:name w:val="font-claude-response-body"/>
+    <w:basedOn w:val="Normal"/>
+    <w:rsid w:val="0085423D"/>
+    <w:pPr>
+      <w:spacing w:before="100" w:beforeAutospacing="1" w:after="100" w:afterAutospacing="1"/>
+    </w:pPr>
+  </w:style>
+  <w:style w:type="character" w:styleId="Emphasis">
+    <w:name w:val="Emphasis"/>
+    <w:basedOn w:val="DefaultParagraphFont"/>
+    <w:uiPriority w:val="20"/>
+    <w:qFormat/>
+    <w:rsid w:val="0085423D"/>
+    <w:rPr>
+      <w:i/>
+      <w:iCs/>
+    </w:rPr>
+  </w:style>
+  <w:style w:type="character" w:customStyle="1" w:styleId="token">
+    <w:name w:val="token"/>
+    <w:basedOn w:val="DefaultParagraphFont"/>
+    <w:rsid w:val="0085423D"/>
+  </w:style>
 </w:styles>
 </file>
 

--- a/code without jinja.docx
+++ b/code without jinja.docx
@@ -57674,7 +57674,7 @@
     </w:p>
     <w:p>
       <w:r>
-        <w:pict w14:anchorId="2836E42C">
+        <w:pict w14:anchorId="4BFE3954">
           <v:rect id="Horizontal Line 1" o:spid="_x0000_s1026" alt="" style="width:468pt;height:.1pt;visibility:visible;mso-wrap-style:square;mso-width-percent:0;mso-height-percent:0;mso-left-percent:-10001;mso-top-percent:-10001;mso-position-horizontal:absolute;mso-position-horizontal-relative:char;mso-position-vertical:absolute;mso-position-vertical-relative:line;mso-width-percent:0;mso-height-percent:0;mso-left-percent:-10001;mso-top-percent:-10001;v-text-anchor:top" filled="f">
             <o:lock v:ext="edit" rotation="t" aspectratio="t" verticies="t" text="t" shapetype="t"/>
             <w10:anchorlock/>
@@ -59304,6 +59304,100 @@
           <w:color w:val="000000"/>
         </w:rPr>
         <w:t>, and whether you should reset it to something new before handing over, so you're not still holding a working login to a system that's no longer yours to access. Want help drafting that "walk away cleanly" checklist too, or is this mainly for a coursework submission where the README above covers what you need?</w:t>
+      </w:r>
+    </w:p>
+    <w:p>
+      <w:pPr>
+        <w:pStyle w:val="NormalWeb"/>
+        <w:rPr>
+          <w:color w:val="000000"/>
+        </w:rPr>
+      </w:pPr>
+      <w:r>
+        <w:rPr>
+          <w:color w:val="000000"/>
+        </w:rPr>
+        <w:t>git branch -M main</w:t>
+      </w:r>
+    </w:p>
+    <w:p>
+      <w:pPr>
+        <w:pStyle w:val="font-claude-response-body"/>
+        <w:rPr>
+          <w:color w:val="000000"/>
+        </w:rPr>
+      </w:pPr>
+    </w:p>
+    <w:p>
+      <w:pPr>
+        <w:pStyle w:val="NormalWeb"/>
+        <w:rPr>
+          <w:color w:val="000000"/>
+        </w:rPr>
+      </w:pPr>
+      <w:r>
+        <w:rPr>
+          <w:color w:val="000000"/>
+        </w:rPr>
+        <w:t>git remote add origin</w:t>
+      </w:r>
+      <w:r>
+        <w:rPr>
+          <w:rStyle w:val="apple-converted-space"/>
+          <w:color w:val="000000"/>
+        </w:rPr>
+        <w:t> </w:t>
+      </w:r>
+    </w:p>
+    <w:p>
+      <w:pPr>
+        <w:pStyle w:val="NormalWeb"/>
+        <w:rPr>
+          <w:color w:val="000000"/>
+        </w:rPr>
+      </w:pPr>
+      <w:hyperlink r:id="rId7" w:tgtFrame="_blank" w:history="1">
+        <w:r>
+          <w:rPr>
+            <w:rStyle w:val="Hyperlink"/>
+          </w:rPr>
+          <w:t>https://github.com/Roshan4900/Budget-tracking-and-monitoring-.git</w:t>
+        </w:r>
+      </w:hyperlink>
+    </w:p>
+    <w:p>
+      <w:pPr>
+        <w:pStyle w:val="NormalWeb"/>
+        <w:rPr>
+          <w:color w:val="000000"/>
+        </w:rPr>
+      </w:pPr>
+      <w:r>
+        <w:rPr>
+          <w:color w:val="000000"/>
+        </w:rPr>
+        <w:t>git remote add origin</w:t>
+      </w:r>
+      <w:r>
+        <w:rPr>
+          <w:rStyle w:val="apple-converted-space"/>
+          <w:color w:val="000000"/>
+        </w:rPr>
+        <w:t> </w:t>
+      </w:r>
+    </w:p>
+    <w:p>
+      <w:pPr>
+        <w:pStyle w:val="NormalWeb"/>
+        <w:rPr>
+          <w:color w:val="000000"/>
+        </w:rPr>
+      </w:pPr>
+      <w:r>
+        <w:rPr>
+          <w:color w:val="000000"/>
+        </w:rPr>
+        <w:t>git push -u origin main</w:t>
       </w:r>
     </w:p>
     <w:p/>
@@ -60867,6 +60961,18 @@
     <w:basedOn w:val="DefaultParagraphFont"/>
     <w:rsid w:val="0085423D"/>
   </w:style>
+  <w:style w:type="character" w:styleId="FollowedHyperlink">
+    <w:name w:val="FollowedHyperlink"/>
+    <w:basedOn w:val="DefaultParagraphFont"/>
+    <w:uiPriority w:val="99"/>
+    <w:semiHidden/>
+    <w:unhideWhenUsed/>
+    <w:rsid w:val="00302326"/>
+    <w:rPr>
+      <w:color w:val="96607D" w:themeColor="followedHyperlink"/>
+      <w:u w:val="single"/>
+    </w:rPr>
+  </w:style>
 </w:styles>
 </file>
 
